--- a/Project Templates/5. Project Development Phase/Performance Testing/PT.docx
+++ b/Project Templates/5. Project Development Phase/Performance Testing/PT.docx
@@ -153,7 +153,7 @@
               <w:rPr>
                 <w:rFonts w:ascii="Calibri" w:eastAsia="Calibri" w:hAnsi="Calibri" w:cs="Calibri"/>
               </w:rPr>
-              <w:t>Team 1</w:t>
+              <w:t>SWTID-2026-5878</w:t>
             </w:r>
           </w:p>
         </w:tc>
@@ -559,7 +559,6 @@
               </w:rPr>
               <w:t xml:space="preserve">3. Check </w:t>
             </w:r>
-            <w:proofErr w:type="spellStart"/>
             <w:r>
               <w:rPr>
                 <w:rStyle w:val="HTMLCode"/>
@@ -569,7 +568,6 @@
               </w:rPr>
               <w:t>import_employee</w:t>
             </w:r>
-            <w:proofErr w:type="spellEnd"/>
             <w:r>
               <w:rPr>
                 <w:color w:val="1F1F1F"/>
@@ -601,7 +599,6 @@
               </w:rPr>
               <w:t xml:space="preserve">CSV is accepted; 5 rows are successfully created in the </w:t>
             </w:r>
-            <w:proofErr w:type="spellStart"/>
             <w:r>
               <w:rPr>
                 <w:rStyle w:val="HTMLCode"/>
@@ -611,7 +608,6 @@
               </w:rPr>
               <w:t>import_employee</w:t>
             </w:r>
-            <w:proofErr w:type="spellEnd"/>
             <w:r>
               <w:rPr>
                 <w:color w:val="1F1F1F"/>
@@ -758,7 +754,6 @@
               </w:rPr>
               <w:t xml:space="preserve">2. Navigate to </w:t>
             </w:r>
-            <w:proofErr w:type="spellStart"/>
             <w:r>
               <w:rPr>
                 <w:rStyle w:val="HTMLCode"/>
@@ -768,7 +763,6 @@
               </w:rPr>
               <w:t>sys_user</w:t>
             </w:r>
-            <w:proofErr w:type="spellEnd"/>
             <w:r>
               <w:rPr>
                 <w:rFonts w:ascii="Arial" w:hAnsi="Arial" w:cs="Arial"/>
@@ -827,7 +821,6 @@
               </w:rPr>
               <w:t xml:space="preserve">Name, Email, and Phone fields on the new </w:t>
             </w:r>
-            <w:proofErr w:type="spellStart"/>
             <w:r>
               <w:rPr>
                 <w:rStyle w:val="HTMLCode"/>
@@ -837,7 +830,6 @@
               </w:rPr>
               <w:t>sys_user</w:t>
             </w:r>
-            <w:proofErr w:type="spellEnd"/>
             <w:r>
               <w:rPr>
                 <w:color w:val="1F1F1F"/>
@@ -954,7 +946,6 @@
               </w:rPr>
               <w:t xml:space="preserve">1. Open a newly imported user record in </w:t>
             </w:r>
-            <w:proofErr w:type="spellStart"/>
             <w:r>
               <w:rPr>
                 <w:rStyle w:val="HTMLCode"/>
@@ -964,7 +955,6 @@
               </w:rPr>
               <w:t>sys_user</w:t>
             </w:r>
-            <w:proofErr w:type="spellEnd"/>
             <w:r>
               <w:rPr>
                 <w:rFonts w:ascii="Arial" w:hAnsi="Arial" w:cs="Arial"/>
@@ -1023,7 +1013,6 @@
               </w:rPr>
               <w:t xml:space="preserve">Department and Manager fields are successfully linked to the correct existing </w:t>
             </w:r>
-            <w:proofErr w:type="spellStart"/>
             <w:r>
               <w:rPr>
                 <w:rStyle w:val="HTMLCode"/>
@@ -1033,7 +1022,6 @@
               </w:rPr>
               <w:t>sys_id</w:t>
             </w:r>
-            <w:proofErr w:type="spellEnd"/>
             <w:r>
               <w:rPr>
                 <w:color w:val="1F1F1F"/>
@@ -1305,27 +1293,7 @@
                 <w:sz w:val="20"/>
                 <w:szCs w:val="20"/>
               </w:rPr>
-              <w:t xml:space="preserve">1. Upload a CSV where one row has a </w:t>
-            </w:r>
-            <w:proofErr w:type="gramStart"/>
-            <w:r>
-              <w:rPr>
-                <w:rFonts w:ascii="Arial" w:hAnsi="Arial" w:cs="Arial"/>
-                <w:color w:val="1F1F1F"/>
-                <w:sz w:val="20"/>
-                <w:szCs w:val="20"/>
-              </w:rPr>
-              <w:t>Manager</w:t>
-            </w:r>
-            <w:proofErr w:type="gramEnd"/>
-            <w:r>
-              <w:rPr>
-                <w:rFonts w:ascii="Arial" w:hAnsi="Arial" w:cs="Arial"/>
-                <w:color w:val="1F1F1F"/>
-                <w:sz w:val="20"/>
-                <w:szCs w:val="20"/>
-              </w:rPr>
-              <w:t xml:space="preserve"> email that does not exist in the system.</w:t>
+              <w:t>1. Upload a CSV where one row has a Manager email that does not exist in the system.</w:t>
             </w:r>
           </w:p>
           <w:p>
